--- a/public/MCR_DSA_Master_Template.docx
+++ b/public/MCR_DSA_Master_Template.docx
@@ -2,6 +2,51 @@
 <file path=word/document.xml><?xml version="1.0" encoding="utf-8"?>
 <w:document xmlns:wpc="http://schemas.microsoft.com/office/word/2010/wordprocessingCanvas" xmlns:mc="http://schemas.openxmlformats.org/markup-compatibility/2006" xmlns:o="urn:schemas-microsoft-com:office:office" xmlns:r="http://schemas.openxmlformats.org/officeDocument/2006/relationships" xmlns:m="http://schemas.openxmlformats.org/officeDocument/2006/math" xmlns:v="urn:schemas-microsoft-com:vml" xmlns:wp14="http://schemas.microsoft.com/office/word/2010/wordprocessingDrawing" xmlns:wp="http://schemas.openxmlformats.org/drawingml/2006/wordprocessingDrawing" xmlns:w10="urn:schemas-microsoft-com:office:word" xmlns:w="http://schemas.openxmlformats.org/wordprocessingml/2006/main" xmlns:w14="http://schemas.microsoft.com/office/word/2010/wordml" xmlns:w15="http://schemas.microsoft.com/office/word/2012/wordml" xmlns:wpg="http://schemas.microsoft.com/office/word/2010/wordprocessingGroup" xmlns:wpi="http://schemas.microsoft.com/office/word/2010/wordprocessingInk" xmlns:wne="http://schemas.microsoft.com/office/word/2006/wordml" xmlns:wps="http://schemas.microsoft.com/office/word/2010/wordprocessingShape" xmlns:cx="http://schemas.microsoft.com/office/drawing/2014/chartex" xmlns:cx1="http://schemas.microsoft.com/office/drawing/2015/9/8/chartex" xmlns:cx2="http://schemas.microsoft.com/office/drawing/2015/10/21/chartex" xmlns:cx3="http://schemas.microsoft.com/office/drawing/2016/5/9/chartex" xmlns:cx4="http://schemas.microsoft.com/office/drawing/2016/5/10/chartex" xmlns:cx5="http://schemas.microsoft.com/office/drawing/2016/5/11/chartex" xmlns:cx6="http://schemas.microsoft.com/office/drawing/2016/5/12/chartex" xmlns:cx7="http://schemas.microsoft.com/office/drawing/2016/5/13/chartex" xmlns:cx8="http://schemas.microsoft.com/office/drawing/2016/5/14/chartex" xmlns:aink="http://schemas.microsoft.com/office/drawing/2016/ink" xmlns:am3d="http://schemas.microsoft.com/office/drawing/2017/model3d" xmlns:w16cex="http://schemas.microsoft.com/office/word/2018/wordml/cex" xmlns:w16cid="http://schemas.microsoft.com/office/word/2016/wordml/cid" xmlns:w16="http://schemas.microsoft.com/office/word/2018/wordml" xmlns:w16sdtdh="http://schemas.microsoft.com/office/word/2020/wordml/sdtdatahash" xmlns:w16se="http://schemas.microsoft.com/office/word/2015/wordml/symex" mc:Ignorable="w14 w15 wp14">
   <w:body>
+    <w:p>
+      <w:pPr>
+        <w:spacing w:after="240"/>
+        <w:jc w:val="center"/>
+      </w:pPr>
+      <w:r>
+        <w:rPr>
+          <w:noProof/>
+        </w:rPr>
+        <w:drawing>
+          <wp:inline xmlns:wp="http://schemas.openxmlformats.org/drawingml/2006/wordprocessingDrawing" distT="0" distB="0" distL="0" distR="0">
+            <wp:extent cx="2667000" cy="790575"/>
+            <wp:docPr id="100" name="MCR Pathways logo"/>
+            <wp:cNvGraphicFramePr>
+              <a:graphicFrameLocks xmlns:a="http://schemas.openxmlformats.org/drawingml/2006/main" noChangeAspect="1"/>
+            </wp:cNvGraphicFramePr>
+            <a:graphic xmlns:a="http://schemas.openxmlformats.org/drawingml/2006/main">
+              <a:graphicData uri="http://schemas.openxmlformats.org/drawingml/2006/picture">
+                <pic:pic xmlns:pic="http://schemas.openxmlformats.org/drawingml/2006/picture">
+                  <pic:nvPicPr>
+                    <pic:cNvPr id="100" name="MCR Pathways logo"/>
+                    <pic:cNvPicPr/>
+                  </pic:nvPicPr>
+                  <pic:blipFill>
+                    <a:blip xmlns:r="http://schemas.openxmlformats.org/officeDocument/2006/relationships" r:embed="rIdMCRLogo"/>
+                    <a:stretch>
+                      <a:fillRect/>
+                    </a:stretch>
+                  </pic:blipFill>
+                  <pic:spPr>
+                    <a:xfrm>
+                      <a:off x="0" y="0"/>
+                      <a:ext cx="2667000" cy="790575"/>
+                    </a:xfrm>
+                    <a:prstGeom prst="rect">
+                      <a:avLst/>
+                    </a:prstGeom>
+                  </pic:spPr>
+                </pic:pic>
+              </a:graphicData>
+            </a:graphic>
+          </wp:inline>
+        </w:drawing>
+      </w:r>
+    </w:p>
     <w:p>
       <w:pPr>
         <w:spacing w:after="200"/>

--- a/public/MCR_DSA_Master_Template.docx
+++ b/public/MCR_DSA_Master_Template.docx
@@ -3049,6 +3049,11 @@
       </w:r>
     </w:p>
     <w:p>
+      <w:r>
+        <w:t xml:space="preserve">{#mcrHasSignatory}{%mcrSignatoryImage}{/mcrHasSignatory}</w:t>
+      </w:r>
+    </w:p>
+    <w:p>
       <w:pPr>
         <w:spacing w:after="120"/>
       </w:pPr>
@@ -3114,6 +3119,11 @@
           <w:szCs w:val="22"/>
         </w:rPr>
         <w:t xml:space="preserve">Witness:                                                       Position: {mcr.witnessPosition}</w:t>
+      </w:r>
+    </w:p>
+    <w:p>
+      <w:r>
+        <w:t xml:space="preserve">{#mcrHasWitness}{%mcrWitnessImage}{/mcrHasWitness}</w:t>
       </w:r>
     </w:p>
     <w:p>

--- a/public/MCR_DSA_Master_Template.docx
+++ b/public/MCR_DSA_Master_Template.docx
@@ -3050,7 +3050,17 @@
     </w:p>
     <w:p>
       <w:r>
-        <w:t xml:space="preserve">{#mcrHasSignatory}{%mcrSignatoryImage}{/mcrHasSignatory}</w:t>
+        <w:t xml:space="preserve">{#mcrHasSignatory}</w:t>
+      </w:r>
+    </w:p>
+    <w:p>
+      <w:r>
+        <w:t xml:space="preserve">{%mcrSignatoryImage}</w:t>
+      </w:r>
+    </w:p>
+    <w:p>
+      <w:r>
+        <w:t xml:space="preserve">{/mcrHasSignatory}</w:t>
       </w:r>
     </w:p>
     <w:p>
@@ -3123,7 +3133,17 @@
     </w:p>
     <w:p>
       <w:r>
-        <w:t xml:space="preserve">{#mcrHasWitness}{%mcrWitnessImage}{/mcrHasWitness}</w:t>
+        <w:t xml:space="preserve">{#mcrHasWitness}</w:t>
+      </w:r>
+    </w:p>
+    <w:p>
+      <w:r>
+        <w:t xml:space="preserve">{%mcrWitnessImage}</w:t>
+      </w:r>
+    </w:p>
+    <w:p>
+      <w:r>
+        <w:t xml:space="preserve">{/mcrHasWitness}</w:t>
       </w:r>
     </w:p>
     <w:p>

--- a/public/MCR_DSA_Master_Template.docx
+++ b/public/MCR_DSA_Master_Template.docx
@@ -3049,6 +3049,21 @@
       </w:r>
     </w:p>
     <w:p>
+      <w:r>
+        <w:t xml:space="preserve">{#mcrHasSignatory}</w:t>
+      </w:r>
+    </w:p>
+    <w:p>
+      <w:r>
+        <w:t xml:space="preserve">{%mcrSignatoryImage}</w:t>
+      </w:r>
+    </w:p>
+    <w:p>
+      <w:r>
+        <w:t xml:space="preserve">{/mcrHasSignatory}</w:t>
+      </w:r>
+    </w:p>
+    <w:p>
       <w:pPr>
         <w:spacing w:after="120"/>
       </w:pPr>
@@ -3114,6 +3129,21 @@
           <w:szCs w:val="22"/>
         </w:rPr>
         <w:t xml:space="preserve">Witness:                                                       Position: {mcr.witnessPosition}</w:t>
+      </w:r>
+    </w:p>
+    <w:p>
+      <w:r>
+        <w:t xml:space="preserve">{#mcrHasWitness}</w:t>
+      </w:r>
+    </w:p>
+    <w:p>
+      <w:r>
+        <w:t xml:space="preserve">{%mcrWitnessImage}</w:t>
+      </w:r>
+    </w:p>
+    <w:p>
+      <w:r>
+        <w:t xml:space="preserve">{/mcrHasWitness}</w:t>
       </w:r>
     </w:p>
     <w:p>

--- a/public/MCR_DSA_Master_Template.docx
+++ b/public/MCR_DSA_Master_Template.docx
@@ -200,24 +200,24 @@
           <w:sz w:val="22"/>
           <w:szCs w:val="22"/>
         </w:rPr>
-        <w:t xml:space="preserve">The Parties agree to enter into a Data Sharing Agreement to allow the provision by MCR of a Mentoring Programme in {#isLA}the agreed School(s)/Site(s){/isLA}{^isLA}{counterparty.shortName}{/isLA};</w:t>
-      </w:r>
-    </w:p>
-    <w:p>
-      <w:pPr>
-        <w:spacing w:after="120"/>
-      </w:pPr>
-      <w:r>
-        <w:rPr>
-          <w:rFonts w:ascii="Arial" w:cs="Arial" w:eastAsia="Arial" w:hAnsi="Arial"/>
-          <w:b w:val="false"/>
-          <w:bCs w:val="false"/>
-          <w:i w:val="false"/>
-          <w:iCs w:val="false"/>
-          <w:sz w:val="22"/>
-          <w:szCs w:val="22"/>
-        </w:rPr>
-        <w:t xml:space="preserve">MCR will, subject to a separate partnership agreement, be providing a Mentoring Programme, for {counterparty.shortName}{#isLA} at the agreed School(s)/Site(s){/isLA};</w:t>
+        <w:t xml:space="preserve">The Parties agree to enter into a Data Sharing Agreement to allow the provision by MCR of a Mentoring Programme in {#isLA}the agreed School(s)/Site(s) (as detailed at Part 8 of the Schedule){/isLA}{^isLA}{counterparty.shortName}{/isLA};</w:t>
+      </w:r>
+    </w:p>
+    <w:p>
+      <w:pPr>
+        <w:spacing w:after="120"/>
+      </w:pPr>
+      <w:r>
+        <w:rPr>
+          <w:rFonts w:ascii="Arial" w:cs="Arial" w:eastAsia="Arial" w:hAnsi="Arial"/>
+          <w:b w:val="false"/>
+          <w:bCs w:val="false"/>
+          <w:i w:val="false"/>
+          <w:iCs w:val="false"/>
+          <w:sz w:val="22"/>
+          <w:szCs w:val="22"/>
+        </w:rPr>
+        <w:t xml:space="preserve">MCR will, subject to a separate partnership agreement, be providing a Mentoring Programme, for {counterparty.shortName}{#isLA} at the agreed School(s)/Site(s) (as detailed at Part 8 of the Schedule){/isLA};</w:t>
       </w:r>
     </w:p>
     <w:p>

--- a/public/MCR_DSA_Master_Template.docx
+++ b/public/MCR_DSA_Master_Template.docx
@@ -6724,7 +6724,7 @@
           <w:sz w:val="22"/>
           <w:szCs w:val="22"/>
         </w:rPr>
-        <w:t xml:space="preserve">{#group}4.2 There is an {yearGroupJuniorRange} groupwork programme which provides a minimum of 28 weeks input across the academic year in preparation of Mentoring.{/group}</w:t>
+        <w:t xml:space="preserve">{#group}4.2 There is {yearGroupJuniorArticle} {yearGroupJuniorRange} groupwork programme which provides a minimum of 28 weeks input across the academic year in preparation of Mentoring.{/group}</w:t>
       </w:r>
     </w:p>
     <w:p>

--- a/public/MCR_DSA_Master_Template.docx
+++ b/public/MCR_DSA_Master_Template.docx
@@ -2324,7 +2324,7 @@
           <w:sz w:val="22"/>
           <w:szCs w:val="22"/>
         </w:rPr>
-        <w:t xml:space="preserve">In the event that the Parties are unable to resolve the dispute amicably within a period of twenty (20) Business Days from date on which the dispute or difference was escalated in terms of Clause 7.2, the matter may be referred to a mutually agreed mediator. If the identity of the mediator cannot be agreed, a mediator shall be chosen by the Dean of the Royal Faculty of Procurators in Glasgow or the equivalent office holder in the local authority area.</w:t>
+        <w:t xml:space="preserve">In the event that the Parties are unable to resolve the dispute amicably within a period of twenty (20) Business Days from date on which the dispute or difference was escalated in terms of Clause 7.2, the matter may be referred to a mutually agreed mediator. If the identity of the mediator cannot be agreed, a mediator shall be {mediatorFallbackLaSchool}.</w:t>
       </w:r>
     </w:p>
     <w:p>
@@ -2824,7 +2824,7 @@
           <w:sz w:val="22"/>
           <w:szCs w:val="22"/>
         </w:rPr>
-        <w:t xml:space="preserve">This Agreement and any dispute or claim arising out of or in connection with it or its subject matter or formation (including non-contractual disputes or claims) (a “Dispute”) shall, in all respects, be governed by and construed in accordance with the law of Scotland. Subject to Clause 7 (Dispute Resolution), the Parties agree that the Scottish Courts shall have exclusive jurisdiction in relation to any Dispute.</w:t>
+        <w:t xml:space="preserve">This Agreement and any dispute or claim arising out of or in connection with it or its subject matter or formation (including non-contractual disputes or claims) (a “Dispute”) shall, in all respects, be governed by and construed in accordance with the law of {governingLawCountry}. Subject to Clause 7 (Dispute Resolution), the Parties agree that the {governingLawCourts} shall have exclusive jurisdiction in relation to any Dispute.</w:t>
       </w:r>
     </w:p>
     <w:p>
